--- a/tasks/hr_ridgeline_gear_co_929c1527/environment/initial_workspace/Ridgeline SOP.docx
+++ b/tasks/hr_ridgeline_gear_co_929c1527/environment/initial_workspace/Ridgeline SOP.docx
@@ -13227,7 +13227,7 @@
     </w:p>
     <w:p>
       <w:r>
-        <w:t>Even though you are not eligible for FMLA, you may still be eligible for leave under Colorado FAMLI, which has different eligibility criteria (no tenure requirement, no minimum hours requirement). If you would like, I can review your FAMLI eligibility for the same leave reason — please reply to this email to let me know.</w:t>
+        <w:t>Even though you are not eligible for FMLA, you may still qualify for leave under Colorado FAMLI, which has different eligibility criteria (no tenure requirement, no minimum hours requirement). Ridgeline cannot determine your FAMLI eligibility because the State considers wages from all Colorado employers. Please file a FAMLI claim directly with CDLE at claims@famli.colorado.gov; CDLE will determine your eligibility.</w:t>
       </w:r>
     </w:p>
     <w:p>
